--- a/Project Documentation/ImmuniCare_Final_Project_Documentation.docx
+++ b/Project Documentation/ImmuniCare_Final_Project_Documentation.docx
@@ -1133,16 +1133,8 @@
             <w:shd w:fill="F8FAFC"/>
           </w:tcPr>
           <w:p>
-            <w:pPr>
-              <w:spacing w:after="0"/>
-            </w:pPr>
-            <w:r/>
             <w:r>
-              <w:rPr>
-                <w:b w:val="0"/>
-                <w:sz w:val="17"/>
-              </w:rPr>
-              <w:t>Manage accounts, hospitals, vaccines, dose rules, inventory, bookings, schedules, records, reports and contact messages.</w:t>
+              <w:t>sana.ahmed@immunicare.local</w:t>
             </w:r>
           </w:p>
         </w:tc>
@@ -2049,48 +2041,6 @@
       <w:pPr>
         <w:jc w:val="center"/>
       </w:pPr>
-      <w:r>
-        <w:drawing>
-          <wp:inline xmlns:a="http://schemas.openxmlformats.org/drawingml/2006/main" xmlns:pic="http://schemas.openxmlformats.org/drawingml/2006/picture">
-            <wp:extent cx="6309360" cy="3977640"/>
-            <wp:docPr id="2" name="Picture 2"/>
-            <wp:cNvGraphicFramePr>
-              <a:graphicFrameLocks noChangeAspect="1"/>
-            </wp:cNvGraphicFramePr>
-            <a:graphic>
-              <a:graphicData uri="http://schemas.openxmlformats.org/drawingml/2006/picture">
-                <pic:pic>
-                  <pic:nvPicPr>
-                    <pic:cNvPr id="0" name="immunicare_support_er.png"/>
-                    <pic:cNvPicPr/>
-                  </pic:nvPicPr>
-                  <pic:blipFill>
-                    <a:blip r:embed="rId12"/>
-                    <a:stretch>
-                      <a:fillRect/>
-                    </a:stretch>
-                  </pic:blipFill>
-                  <pic:spPr>
-                    <a:xfrm>
-                      <a:off x="0" y="0"/>
-                      <a:ext cx="6309360" cy="3977640"/>
-                    </a:xfrm>
-                    <a:prstGeom prst="rect"/>
-                  </pic:spPr>
-                </pic:pic>
-              </a:graphicData>
-            </a:graphic>
-          </wp:inline>
-        </w:drawing>
-      </w:r>
-    </w:p>
-    <w:p>
-      <w:pPr>
-        <w:spacing w:after="100"/>
-      </w:pPr>
-      <w:r>
-        <w:t>Figure 2. Supporting inventory, notification, security and reporting entities.</w:t>
-      </w:r>
     </w:p>
     <w:p>
       <w:pPr>
@@ -2184,16 +2134,8 @@
             <w:shd w:fill="F8FAFC"/>
           </w:tcPr>
           <w:p>
-            <w:pPr>
-              <w:spacing w:after="0"/>
-            </w:pPr>
-            <w:r/>
             <w:r>
-              <w:rPr>
-                <w:b w:val="0"/>
-                <w:sz w:val="17"/>
-              </w:rPr>
-              <w:t>users, hospitals, auth_events, api_tokens, email_verification_tokens, password_reset_tokens</w:t>
+              <w:t>users, hospitals, api_tokens, email_verification_tokens, password_reset_tokens</w:t>
             </w:r>
           </w:p>
         </w:tc>
@@ -2266,16 +2208,8 @@
             <w:shd w:fill="F8FAFC"/>
           </w:tcPr>
           <w:p>
-            <w:pPr>
-              <w:spacing w:after="0"/>
-            </w:pPr>
-            <w:r/>
             <w:r>
-              <w:rPr>
-                <w:b w:val="0"/>
-                <w:sz w:val="17"/>
-              </w:rPr>
-              <w:t>hospital_hours, hospital_holidays, hospital_slots, bookings, vaccination_schedules, vaccination_records</w:t>
+              <w:t>hospital_slots, bookings, vaccination_schedules, vaccination_records</w:t>
             </w:r>
           </w:p>
         </w:tc>
@@ -2348,16 +2282,8 @@
             <w:shd w:fill="F8FAFC"/>
           </w:tcPr>
           <w:p>
-            <w:pPr>
-              <w:spacing w:after="0"/>
-            </w:pPr>
-            <w:r/>
             <w:r>
-              <w:rPr>
-                <w:b w:val="0"/>
-                <w:sz w:val="17"/>
-              </w:rPr>
-              <w:t>audit_logs, contact_messages, user_preferences, report_exports, schema_migrations</w:t>
+              <w:t>audit_logs, contact_messages, report_exports, schema_migrations</w:t>
             </w:r>
           </w:p>
         </w:tc>
@@ -4022,6 +3948,14 @@
       </w:pPr>
       <w:r>
         <w:t>Admin configures hospitals, vaccine dose rules and inventory → Hospital creates open slots → Parent adds a child → Parent selects the next eligible dose and books a slot → Hospital approves or rejects → Hospital schedules an approved visit → Hospital records the outcome → Parent sees notification/history and Admin sees reports.</w:t>
+      </w:r>
+    </w:p>
+    <w:p>
+      <w:pPr>
+        <w:spacing w:after="100"/>
+      </w:pPr>
+      <w:r>
+        <w:t>Current UI note: Dose schedule management is available in Admin/vaccine_doses.php from the “Vaccine Doses” menu and is also available inside Admin/vaccines.php under the “Dose schedule management” section.</w:t>
       </w:r>
     </w:p>
     <w:p>
@@ -6142,7 +6076,7 @@
         <w:keepNext/>
       </w:pPr>
       <w:r>
-        <w:t>Demo application accounts</w:t>
+        <w:t>Local sample application accounts</w:t>
       </w:r>
     </w:p>
     <w:p>
@@ -6150,7 +6084,7 @@
         <w:spacing w:after="100"/>
       </w:pPr>
       <w:r>
-        <w:t>These accounts are created by migration 005_demo_scenario_data.sql. Password for every account: TestPassword123! Use them only in a disposable local/demo environment.</w:t>
+        <w:t>These accounts are created by migration 005_demo_scenario_data.sql and renamed by migrations 006_karachi_sample_names.sql and 007_legacy_karachi_names.sql. Password for every account: TestPassword123! Use them only in a disposable local/demo environment.</w:t>
       </w:r>
     </w:p>
     <w:tbl>
@@ -6236,16 +6170,8 @@
             <w:shd w:fill="F8FAFC"/>
           </w:tcPr>
           <w:p>
-            <w:pPr>
-              <w:spacing w:after="0"/>
-            </w:pPr>
-            <w:r/>
             <w:r>
-              <w:rPr>
-                <w:b w:val="0"/>
-                <w:sz w:val="17"/>
-              </w:rPr>
-              <w:t>demo.admin@immunicare.local</w:t>
+              <w:t>sana.ahmed@immunicare.local</w:t>
             </w:r>
           </w:p>
         </w:tc>
@@ -6276,16 +6202,8 @@
             <w:vAlign w:val="center"/>
           </w:tcPr>
           <w:p>
-            <w:pPr>
-              <w:spacing w:after="0"/>
-            </w:pPr>
-            <w:r/>
             <w:r>
-              <w:rPr>
-                <w:b w:val="0"/>
-                <w:sz w:val="17"/>
-              </w:rPr>
-              <w:t>demo.parent1@immunicare.local</w:t>
+              <w:t>ayesha.khan@immunicare.local</w:t>
             </w:r>
           </w:p>
         </w:tc>
@@ -6318,16 +6236,8 @@
             <w:shd w:fill="F8FAFC"/>
           </w:tcPr>
           <w:p>
-            <w:pPr>
-              <w:spacing w:after="0"/>
-            </w:pPr>
-            <w:r/>
             <w:r>
-              <w:rPr>
-                <w:b w:val="0"/>
-                <w:sz w:val="17"/>
-              </w:rPr>
-              <w:t>demo.parent2@immunicare.local</w:t>
+              <w:t>muhammad.ali@immunicare.local</w:t>
             </w:r>
           </w:p>
         </w:tc>
@@ -6358,16 +6268,8 @@
             <w:vAlign w:val="center"/>
           </w:tcPr>
           <w:p>
-            <w:pPr>
-              <w:spacing w:after="0"/>
-            </w:pPr>
-            <w:r/>
             <w:r>
-              <w:rPr>
-                <w:b w:val="0"/>
-                <w:sz w:val="17"/>
-              </w:rPr>
-              <w:t>demo.hospital.alpha@immunicare.local</w:t>
+              <w:t>aga.khan@immunicare.local</w:t>
             </w:r>
           </w:p>
         </w:tc>
@@ -6400,16 +6302,8 @@
             <w:shd w:fill="F8FAFC"/>
           </w:tcPr>
           <w:p>
-            <w:pPr>
-              <w:spacing w:after="0"/>
-            </w:pPr>
-            <w:r/>
             <w:r>
-              <w:rPr>
-                <w:b w:val="0"/>
-                <w:sz w:val="17"/>
-              </w:rPr>
-              <w:t>demo.hospital.beta@immunicare.local</w:t>
+              <w:t>liaquat.national@immunicare.local</w:t>
             </w:r>
           </w:p>
         </w:tc>
@@ -6811,7 +6705,7 @@
         <w:spacing w:after="40"/>
       </w:pPr>
       <w:r>
-        <w:t>Child Vaccination Management System/explain.md — system guide and current workflow description.</w:t>
+        <w:t>Child Vaccination Management System/Project Documentation/explain.md — system guide and current workflow description.</w:t>
       </w:r>
     </w:p>
     <w:p>
@@ -6820,7 +6714,7 @@
         <w:spacing w:after="40"/>
       </w:pPr>
       <w:r>
-        <w:t>Child Vaccination Management System/demo.md — demo journey and credentials.</w:t>
+        <w:t>Child Vaccination Management System/Project Documentation/demo.md — demo journey and credentials.</w:t>
       </w:r>
     </w:p>
     <w:p>
@@ -6838,7 +6732,7 @@
         <w:spacing w:after="40"/>
       </w:pPr>
       <w:r>
-        <w:t>Child Vaccination Management System/setup/database/migrations/001_harden_schema.sql through 005_demo_scenario_data.sql.</w:t>
+        <w:t>Child Vaccination Management System/setup/database/migrations/001_harden_schema.sql through 007_legacy_karachi_names.sql, including both 003_workflow_integrity.sql and 003_reporting_preferences.sql.</w:t>
       </w:r>
     </w:p>
     <w:p>
@@ -6883,6 +6777,14 @@
       </w:pPr>
       <w:r>
         <w:t>Create one ZIP named with batch, group and project title. Include the complete source code, this final report, a database backup/export, setup instructions, test evidence and any required screenshots. Exclude live secrets and replace all placeholders before submission.</w:t>
+      </w:r>
+    </w:p>
+    <w:p>
+      <w:pPr>
+        <w:spacing w:after="100"/>
+      </w:pPr>
+      <w:r>
+        <w:t>Database table decision: The four unused support tables have now been removed from the clean installer and migrations. Migration 008 removes them from existing databases. The remaining schema supports the current Parent, Hospital, Admin, notification, recovery, API, inventory, audit, contact and reporting workflows. Back up an existing database before applying migration 008.</w:t>
       </w:r>
     </w:p>
     <w:sectPr>

--- a/Project Documentation/ImmuniCare_Final_Project_Documentation.docx
+++ b/Project Documentation/ImmuniCare_Final_Project_Documentation.docx
@@ -3955,7 +3955,7 @@
         <w:spacing w:after="100"/>
       </w:pPr>
       <w:r>
-        <w:t>Current UI note: Dose schedule management is available in Admin/vaccine_doses.php from the “Vaccine Doses” menu and is also available inside Admin/vaccines.php under the “Dose schedule management” section.</w:t>
+        <w:t>Current UI note: Dose schedule management is available in Admin/vaccine_doses.php from the “Vaccine Doses” menu and also inside Admin/vaccines.php. Each dose supports numeric order, an editable display label such as Dose 1 or Booster, age, interval, catch-up rule, clinical source/version and Active/Inactive status. The Parent Portal uses the numeric order for eligibility and displays the label.</w:t>
       </w:r>
     </w:p>
     <w:p>
@@ -6732,7 +6732,7 @@
         <w:spacing w:after="40"/>
       </w:pPr>
       <w:r>
-        <w:t>Child Vaccination Management System/setup/database/migrations/001_harden_schema.sql through 007_legacy_karachi_names.sql, including both 003_workflow_integrity.sql and 003_reporting_preferences.sql.</w:t>
+        <w:t>Child Vaccination Management System/setup/database/migrations/001_harden_schema.sql through 009_vaccine_dose_labels.sql, including both 003_workflow_integrity.sql and 003_reporting_preferences.sql.</w:t>
       </w:r>
     </w:p>
     <w:p>
@@ -6784,7 +6784,7 @@
         <w:spacing w:after="100"/>
       </w:pPr>
       <w:r>
-        <w:t>Database table decision: The four unused support tables have now been removed from the clean installer and migrations. Migration 008 removes them from existing databases. The remaining schema supports the current Parent, Hospital, Admin, notification, recovery, API, inventory, audit, contact and reporting workflows. Back up an existing database before applying migration 008.</w:t>
+        <w:t>Database table decision: The four unused support tables have been removed from the clean installer and migrations. Migration 008 removes them from existing databases, and migration 009 adds editable dose display labels such as Booster. The remaining schema supports the current Parent, Hospital, Admin, notification, recovery, API, inventory, audit, contact and reporting workflows. Back up an existing database before applying migrations 008 and 009.</w:t>
       </w:r>
     </w:p>
     <w:sectPr>
